--- a/AI_Use_Documentation.docx
+++ b/AI_Use_Documentation.docx
@@ -1012,7 +1012,13 @@
         <w:spacing w:after="100"/>
       </w:pPr>
       <w:r>
-        <w:t>Code written by student: All submitted code</w:t>
+        <w:t xml:space="preserve">Code written by </w:t>
+      </w:r>
+      <w:r>
+        <w:t>me</w:t>
+      </w:r>
+      <w:r>
+        <w:t>: All submitted code</w:t>
       </w:r>
     </w:p>
     <w:p>
